--- a/1. AGREEMENT/1. General-Purpose Contract/2-6 Generative-AI Training and Reproduction License（Full Learning Rights）.docx
+++ b/1. AGREEMENT/1. General-Purpose Contract/2-6 Generative-AI Training and Reproduction License（Full Learning Rights）.docx
@@ -1783,7 +1783,7 @@
     <w:p>
       <w:pPr>
         <w:rPr>
-          <w:rFonts w:ascii="ヒラギノ明朝 ProN W3" w:eastAsia="ヒラギノ明朝 ProN W3" w:hAnsi="ヒラギノ明朝 ProN W3"/>
+          <w:rFonts w:ascii="ヒラギノ明朝 ProN W3" w:eastAsia="ヒラギノ明朝 ProN W3" w:hAnsi="ヒラギノ明朝 ProN W3" w:hint="eastAsia"/>
           <w:sz w:val="20"/>
           <w:szCs w:val="20"/>
         </w:rPr>
